--- a/spa/docx/12.content.docx
+++ b/spa/docx/12.content.docx
@@ -19,7 +19,7 @@
         <w:rPr>
           <w:lang w:val="es_ES" w:bidi="es_ES"/>
         </w:rPr>
-        <w:t>Resource: Notas de Estudio - Introducciones a los Libros (Tyndale)</w:t>
+        <w:t>Resource: Tyndale Open Study Notes</w:t>
       </w:r>
       <w:r>
         <w:rPr>
@@ -112,7 +112,7 @@
         <w:rPr>
           <w:lang w:val="es_ES" w:bidi="es_ES"/>
         </w:rPr>
-        <w:t>Notas de Estudio - Introducciones a los Libros (Tyndale)</w:t>
+        <w:t>Tyndale Open Study Notes</w:t>
       </w:r>
     </w:p>
     <w:p>

--- a/spa/docx/12.content.docx
+++ b/spa/docx/12.content.docx
@@ -19,7 +19,7 @@
         <w:rPr>
           <w:lang w:val="es_ES" w:bidi="es_ES"/>
         </w:rPr>
-        <w:t>Resource: Tyndale Open Study Notes</w:t>
+        <w:t>Resource: Aquifer Open Study Notes (Book Intros)</w:t>
       </w:r>
       <w:r>
         <w:rPr>
@@ -112,7 +112,7 @@
         <w:rPr>
           <w:lang w:val="es_ES" w:bidi="es_ES"/>
         </w:rPr>
-        <w:t>Tyndale Open Study Notes</w:t>
+        <w:t>Aquifer Open Study Notes (Book Intros)</w:t>
       </w:r>
     </w:p>
     <w:p>

--- a/spa/docx/12.content.docx
+++ b/spa/docx/12.content.docx
@@ -283,72 +283,48 @@
         </w:rPr>
         <w:t xml:space="preserve">El Segundo Libro de Reyes está estructurado en torno a los reinados de los reyes de Israel y Judá. Cuatro períodos diferentes están cubiertos: (1) los años finales de la tercera dinastía del reino del norte (853–841 a.C., </w:t>
       </w:r>
-      <w:hyperlink r:id="rId13">
-        <w:r>
-          <w:rPr>
-            <w:lang w:val="es_ES" w:bidi="es_ES"/>
-          </w:rPr>
-          <w:rPr>
-            <w:color w:val="0000EE"/>
-            <w:u w:val="single"/>
-          </w:rPr>
-          <w:t>1:1–9:37</w:t>
-        </w:r>
-      </w:hyperlink>
+      <w:r>
+        <w:rPr>
+          <w:lang w:val="es_ES" w:bidi="es_ES"/>
+        </w:rPr>
+        <w:t>1:1–9:37</w:t>
+      </w:r>
       <w:r>
         <w:rPr>
           <w:lang w:val="es_ES" w:bidi="es_ES"/>
         </w:rPr>
         <w:t xml:space="preserve">), (2) la era de la cuarta dinastía del reino del norte (841–752 a.C., </w:t>
       </w:r>
-      <w:hyperlink r:id="rId14">
-        <w:r>
-          <w:rPr>
-            <w:lang w:val="es_ES" w:bidi="es_ES"/>
-          </w:rPr>
-          <w:rPr>
-            <w:color w:val="0000EE"/>
-            <w:u w:val="single"/>
-          </w:rPr>
-          <w:t>10:1–15:12</w:t>
-        </w:r>
-      </w:hyperlink>
+      <w:r>
+        <w:rPr>
+          <w:lang w:val="es_ES" w:bidi="es_ES"/>
+        </w:rPr>
+        <w:t>10:1–15:12</w:t>
+      </w:r>
       <w:r>
         <w:rPr>
           <w:lang w:val="es_ES" w:bidi="es_ES"/>
         </w:rPr>
         <w:t xml:space="preserve">), (3) el período del declive y caída del reino del norte (752–722 a.C., </w:t>
       </w:r>
-      <w:hyperlink r:id="rId15">
-        <w:r>
-          <w:rPr>
-            <w:lang w:val="es_ES" w:bidi="es_ES"/>
-          </w:rPr>
-          <w:rPr>
-            <w:color w:val="0000EE"/>
-            <w:u w:val="single"/>
-          </w:rPr>
-          <w:t>15:13–17:41</w:t>
-        </w:r>
-      </w:hyperlink>
+      <w:r>
+        <w:rPr>
+          <w:lang w:val="es_ES" w:bidi="es_ES"/>
+        </w:rPr>
+        <w:t>15:13–17:41</w:t>
+      </w:r>
       <w:r>
         <w:rPr>
           <w:lang w:val="es_ES" w:bidi="es_ES"/>
         </w:rPr>
         <w:t xml:space="preserve">), y (4) la era final del reino del sur (722–586 a.C., </w:t>
       </w:r>
-      <w:hyperlink r:id="rId16">
-        <w:r>
-          <w:rPr>
-            <w:lang w:val="es_ES" w:bidi="es_ES"/>
-          </w:rPr>
-          <w:rPr>
-            <w:color w:val="0000EE"/>
-            <w:u w:val="single"/>
-          </w:rPr>
-          <w:t>18:1–25:30</w:t>
-        </w:r>
-      </w:hyperlink>
+      <w:r>
+        <w:rPr>
+          <w:lang w:val="es_ES" w:bidi="es_ES"/>
+        </w:rPr>
+        <w:t>18:1–25:30</w:t>
+      </w:r>
       <w:r>
         <w:rPr>
           <w:lang w:val="es_ES" w:bidi="es_ES"/>
@@ -369,72 +345,48 @@
         </w:rPr>
         <w:t>El libro comienza con un accidente que causó la muerte del rey Ocozías de Israel (</w:t>
       </w:r>
-      <w:hyperlink r:id="rId17">
-        <w:r>
-          <w:rPr>
-            <w:lang w:val="es_ES" w:bidi="es_ES"/>
-          </w:rPr>
-          <w:rPr>
-            <w:color w:val="0000EE"/>
-            <w:u w:val="single"/>
-          </w:rPr>
-          <w:t>1:1–18</w:t>
-        </w:r>
-      </w:hyperlink>
+      <w:r>
+        <w:rPr>
+          <w:lang w:val="es_ES" w:bidi="es_ES"/>
+        </w:rPr>
+        <w:t>1:1–18</w:t>
+      </w:r>
       <w:r>
         <w:rPr>
           <w:lang w:val="es_ES" w:bidi="es_ES"/>
         </w:rPr>
         <w:t>) y con el evento final de la vida de Elías, cuando Dios lo llevó al cielo (</w:t>
       </w:r>
-      <w:hyperlink r:id="rId18">
-        <w:r>
-          <w:rPr>
-            <w:lang w:val="es_ES" w:bidi="es_ES"/>
-          </w:rPr>
-          <w:rPr>
-            <w:color w:val="0000EE"/>
-            <w:u w:val="single"/>
-          </w:rPr>
-          <w:t>2:1–12</w:t>
-        </w:r>
-      </w:hyperlink>
+      <w:r>
+        <w:rPr>
+          <w:lang w:val="es_ES" w:bidi="es_ES"/>
+        </w:rPr>
+        <w:t>2:1–12</w:t>
+      </w:r>
       <w:r>
         <w:rPr>
           <w:lang w:val="es_ES" w:bidi="es_ES"/>
         </w:rPr>
         <w:t>). El manto profético pasó a Eliseo, cuyos milagros y consejos ocupan los siguientes capítulos (</w:t>
       </w:r>
-      <w:hyperlink r:id="rId19">
-        <w:r>
-          <w:rPr>
-            <w:lang w:val="es_ES" w:bidi="es_ES"/>
-          </w:rPr>
-          <w:rPr>
-            <w:color w:val="0000EE"/>
-            <w:u w:val="single"/>
-          </w:rPr>
-          <w:t>2:12–8:15</w:t>
-        </w:r>
-      </w:hyperlink>
+      <w:r>
+        <w:rPr>
+          <w:lang w:val="es_ES" w:bidi="es_ES"/>
+        </w:rPr>
+        <w:t>2:12–8:15</w:t>
+      </w:r>
       <w:r>
         <w:rPr>
           <w:lang w:val="es_ES" w:bidi="es_ES"/>
         </w:rPr>
         <w:t xml:space="preserve">; ver </w:t>
       </w:r>
-      <w:hyperlink r:id="rId20">
-        <w:r>
-          <w:rPr>
-            <w:lang w:val="es_ES" w:bidi="es_ES"/>
-          </w:rPr>
-          <w:rPr>
-            <w:color w:val="0000EE"/>
-            <w:u w:val="single"/>
-          </w:rPr>
-          <w:t>9:1–10</w:t>
-        </w:r>
-      </w:hyperlink>
+      <w:r>
+        <w:rPr>
+          <w:lang w:val="es_ES" w:bidi="es_ES"/>
+        </w:rPr>
+        <w:t>9:1–10</w:t>
+      </w:r>
       <w:r>
         <w:rPr>
           <w:lang w:val="es_ES" w:bidi="es_ES"/>
@@ -455,90 +407,60 @@
         </w:rPr>
         <w:t>Los reinados de los reyes Joram y Ocozías de Judá (</w:t>
       </w:r>
-      <w:hyperlink r:id="rId21">
-        <w:r>
-          <w:rPr>
-            <w:lang w:val="es_ES" w:bidi="es_ES"/>
-          </w:rPr>
-          <w:rPr>
-            <w:color w:val="0000EE"/>
-            <w:u w:val="single"/>
-          </w:rPr>
-          <w:t>8:16–29</w:t>
-        </w:r>
-      </w:hyperlink>
+      <w:r>
+        <w:rPr>
+          <w:lang w:val="es_ES" w:bidi="es_ES"/>
+        </w:rPr>
+        <w:t>8:16–29</w:t>
+      </w:r>
       <w:r>
         <w:rPr>
           <w:lang w:val="es_ES" w:bidi="es_ES"/>
         </w:rPr>
         <w:t>) llevan el relato al año crucial de 841 a.C., cuando Jehú mató a los reyes Joram y Ocozías. Jehú también ejecutó a Jezabel, los miembros sobrevivientes de la familia de Acab y los funcionarios que adoraban a Baal (</w:t>
       </w:r>
-      <w:hyperlink r:id="rId22">
-        <w:r>
-          <w:rPr>
-            <w:lang w:val="es_ES" w:bidi="es_ES"/>
-          </w:rPr>
-          <w:rPr>
-            <w:color w:val="0000EE"/>
-            <w:u w:val="single"/>
-          </w:rPr>
-          <w:t>9:11–10:29</w:t>
-        </w:r>
-      </w:hyperlink>
+      <w:r>
+        <w:rPr>
+          <w:lang w:val="es_ES" w:bidi="es_ES"/>
+        </w:rPr>
+        <w:t>9:11–10:29</w:t>
+      </w:r>
       <w:r>
         <w:rPr>
           <w:lang w:val="es_ES" w:bidi="es_ES"/>
         </w:rPr>
         <w:t>). Así comenzó el reinado de veintiocho años de Jehú (</w:t>
       </w:r>
-      <w:hyperlink r:id="rId23">
-        <w:r>
-          <w:rPr>
-            <w:lang w:val="es_ES" w:bidi="es_ES"/>
-          </w:rPr>
-          <w:rPr>
-            <w:color w:val="0000EE"/>
-            <w:u w:val="single"/>
-          </w:rPr>
-          <w:t>10:30–36</w:t>
-        </w:r>
-      </w:hyperlink>
+      <w:r>
+        <w:rPr>
+          <w:lang w:val="es_ES" w:bidi="es_ES"/>
+        </w:rPr>
+        <w:t>10:30–36</w:t>
+      </w:r>
       <w:r>
         <w:rPr>
           <w:lang w:val="es_ES" w:bidi="es_ES"/>
         </w:rPr>
         <w:t>). Al mismo tiempo, Atalía (</w:t>
       </w:r>
-      <w:hyperlink r:id="rId24">
-        <w:r>
-          <w:rPr>
-            <w:lang w:val="es_ES" w:bidi="es_ES"/>
-          </w:rPr>
-          <w:rPr>
-            <w:color w:val="0000EE"/>
-            <w:u w:val="single"/>
-          </w:rPr>
-          <w:t>11:1–20</w:t>
-        </w:r>
-      </w:hyperlink>
+      <w:r>
+        <w:rPr>
+          <w:lang w:val="es_ES" w:bidi="es_ES"/>
+        </w:rPr>
+        <w:t>11:1–20</w:t>
+      </w:r>
       <w:r>
         <w:rPr>
           <w:lang w:val="es_ES" w:bidi="es_ES"/>
         </w:rPr>
         <w:t>) usurpó el trono de Judá y reinó durante seis años hasta que los leales a la línea de David instalaron al joven Joás como rey (</w:t>
       </w:r>
-      <w:hyperlink r:id="rId25">
-        <w:r>
-          <w:rPr>
-            <w:lang w:val="es_ES" w:bidi="es_ES"/>
-          </w:rPr>
-          <w:rPr>
-            <w:color w:val="0000EE"/>
-            <w:u w:val="single"/>
-          </w:rPr>
-          <w:t>12:1–21</w:t>
-        </w:r>
-      </w:hyperlink>
+      <w:r>
+        <w:rPr>
+          <w:lang w:val="es_ES" w:bidi="es_ES"/>
+        </w:rPr>
+        <w:t>12:1–21</w:t>
+      </w:r>
       <w:r>
         <w:rPr>
           <w:lang w:val="es_ES" w:bidi="es_ES"/>
@@ -559,90 +481,60 @@
         </w:rPr>
         <w:t>Los reinos gemelos disfrutaron de prosperidad por un tiempo (</w:t>
       </w:r>
-      <w:hyperlink r:id="rId26">
-        <w:r>
-          <w:rPr>
-            <w:lang w:val="es_ES" w:bidi="es_ES"/>
-          </w:rPr>
-          <w:rPr>
-            <w:color w:val="0000EE"/>
-            <w:u w:val="single"/>
-          </w:rPr>
-          <w:t>14:23–15:7</w:t>
-        </w:r>
-      </w:hyperlink>
+      <w:r>
+        <w:rPr>
+          <w:lang w:val="es_ES" w:bidi="es_ES"/>
+        </w:rPr>
+        <w:t>14:23–15:7</w:t>
+      </w:r>
       <w:r>
         <w:rPr>
           <w:lang w:val="es_ES" w:bidi="es_ES"/>
         </w:rPr>
         <w:t>), pero el reino del norte continuó haciendo el mal y entró en su declive: el asesinato de Zacarías (</w:t>
       </w:r>
-      <w:hyperlink r:id="rId27">
-        <w:r>
-          <w:rPr>
-            <w:lang w:val="es_ES" w:bidi="es_ES"/>
-          </w:rPr>
-          <w:rPr>
-            <w:color w:val="0000EE"/>
-            <w:u w:val="single"/>
-          </w:rPr>
-          <w:t>15:8–12</w:t>
-        </w:r>
-      </w:hyperlink>
+      <w:r>
+        <w:rPr>
+          <w:lang w:val="es_ES" w:bidi="es_ES"/>
+        </w:rPr>
+        <w:t>15:8–12</w:t>
+      </w:r>
       <w:r>
         <w:rPr>
           <w:lang w:val="es_ES" w:bidi="es_ES"/>
         </w:rPr>
         <w:t>) fue seguido por los breves reinados de Salum, Manahem, Pecajías, Pecaj y Oseas (</w:t>
       </w:r>
-      <w:hyperlink r:id="rId28">
-        <w:r>
-          <w:rPr>
-            <w:lang w:val="es_ES" w:bidi="es_ES"/>
-          </w:rPr>
-          <w:rPr>
-            <w:color w:val="0000EE"/>
-            <w:u w:val="single"/>
-          </w:rPr>
-          <w:t>15:13–17:2</w:t>
-        </w:r>
-      </w:hyperlink>
+      <w:r>
+        <w:rPr>
+          <w:lang w:val="es_ES" w:bidi="es_ES"/>
+        </w:rPr>
+        <w:t>15:13–17:2</w:t>
+      </w:r>
       <w:r>
         <w:rPr>
           <w:lang w:val="es_ES" w:bidi="es_ES"/>
         </w:rPr>
         <w:t>). Oseas, el último rey de Israel (732–722 a.C.), tontamente puso su confianza en Egipto y se rebeló contra Asiria, provocando la captura de Samaria y el fin del reino del norte en 722 a.C. (</w:t>
       </w:r>
-      <w:hyperlink r:id="rId29">
-        <w:r>
-          <w:rPr>
-            <w:lang w:val="es_ES" w:bidi="es_ES"/>
-          </w:rPr>
-          <w:rPr>
-            <w:color w:val="0000EE"/>
-            <w:u w:val="single"/>
-          </w:rPr>
-          <w:t>17:3–6</w:t>
-        </w:r>
-      </w:hyperlink>
+      <w:r>
+        <w:rPr>
+          <w:lang w:val="es_ES" w:bidi="es_ES"/>
+        </w:rPr>
+        <w:t>17:3–6</w:t>
+      </w:r>
       <w:r>
         <w:rPr>
           <w:lang w:val="es_ES" w:bidi="es_ES"/>
         </w:rPr>
         <w:t>). El autor luego evalúa las razones de la caída de Israel y da un relato de la repoblación de Samaria (</w:t>
       </w:r>
-      <w:hyperlink r:id="rId30">
-        <w:r>
-          <w:rPr>
-            <w:lang w:val="es_ES" w:bidi="es_ES"/>
-          </w:rPr>
-          <w:rPr>
-            <w:color w:val="0000EE"/>
-            <w:u w:val="single"/>
-          </w:rPr>
-          <w:t>17:7–41</w:t>
-        </w:r>
-      </w:hyperlink>
+      <w:r>
+        <w:rPr>
+          <w:lang w:val="es_ES" w:bidi="es_ES"/>
+        </w:rPr>
+        <w:t>17:7–41</w:t>
+      </w:r>
       <w:r>
         <w:rPr>
           <w:lang w:val="es_ES" w:bidi="es_ES"/>
@@ -663,144 +555,96 @@
         </w:rPr>
         <w:t>La sección final del Segundo Libro de Reyes (</w:t>
       </w:r>
-      <w:hyperlink r:id="rId16">
-        <w:r>
-          <w:rPr>
-            <w:lang w:val="es_ES" w:bidi="es_ES"/>
-          </w:rPr>
-          <w:rPr>
-            <w:color w:val="0000EE"/>
-            <w:u w:val="single"/>
-          </w:rPr>
-          <w:t>18:1–25:30</w:t>
-        </w:r>
-      </w:hyperlink>
+      <w:r>
+        <w:rPr>
+          <w:lang w:val="es_ES" w:bidi="es_ES"/>
+        </w:rPr>
+        <w:t>18:1–25:30</w:t>
+      </w:r>
       <w:r>
         <w:rPr>
           <w:lang w:val="es_ES" w:bidi="es_ES"/>
         </w:rPr>
         <w:t>) trata sobre las fortunas de Judá. Ezequías es recordado por confiar en el Señor mientras estaba bajo presión (</w:t>
       </w:r>
-      <w:hyperlink r:id="rId31">
-        <w:r>
-          <w:rPr>
-            <w:lang w:val="es_ES" w:bidi="es_ES"/>
-          </w:rPr>
-          <w:rPr>
-            <w:color w:val="0000EE"/>
-            <w:u w:val="single"/>
-          </w:rPr>
-          <w:t>18:5–6</w:t>
-        </w:r>
-      </w:hyperlink>
+      <w:r>
+        <w:rPr>
+          <w:lang w:val="es_ES" w:bidi="es_ES"/>
+        </w:rPr>
+        <w:t>18:5–6</w:t>
+      </w:r>
       <w:r>
         <w:rPr>
           <w:lang w:val="es_ES" w:bidi="es_ES"/>
         </w:rPr>
         <w:t xml:space="preserve">; ver </w:t>
       </w:r>
-      <w:hyperlink r:id="rId32">
-        <w:r>
-          <w:rPr>
-            <w:lang w:val="es_ES" w:bidi="es_ES"/>
-          </w:rPr>
-          <w:rPr>
-            <w:color w:val="0000EE"/>
-            <w:u w:val="single"/>
-          </w:rPr>
-          <w:t>18:13–20:11</w:t>
-        </w:r>
-      </w:hyperlink>
+      <w:r>
+        <w:rPr>
+          <w:lang w:val="es_ES" w:bidi="es_ES"/>
+        </w:rPr>
+        <w:t>18:13–20:11</w:t>
+      </w:r>
       <w:r>
         <w:rPr>
           <w:lang w:val="es_ES" w:bidi="es_ES"/>
         </w:rPr>
         <w:t>), y Josías recibe elogios por su devoción a la ley del Señor (</w:t>
       </w:r>
-      <w:hyperlink r:id="rId33">
-        <w:r>
-          <w:rPr>
-            <w:lang w:val="es_ES" w:bidi="es_ES"/>
-          </w:rPr>
-          <w:rPr>
-            <w:color w:val="0000EE"/>
-            <w:u w:val="single"/>
-          </w:rPr>
-          <w:t>23:19</w:t>
-        </w:r>
-      </w:hyperlink>
+      <w:r>
+        <w:rPr>
+          <w:lang w:val="es_ES" w:bidi="es_ES"/>
+        </w:rPr>
+        <w:t>23:19</w:t>
+      </w:r>
       <w:r>
         <w:rPr>
           <w:lang w:val="es_ES" w:bidi="es_ES"/>
         </w:rPr>
         <w:t xml:space="preserve">; ver </w:t>
       </w:r>
-      <w:hyperlink r:id="rId34">
-        <w:r>
-          <w:rPr>
-            <w:lang w:val="es_ES" w:bidi="es_ES"/>
-          </w:rPr>
-          <w:rPr>
-            <w:color w:val="0000EE"/>
-            <w:u w:val="single"/>
-          </w:rPr>
-          <w:t>22:8–23:25</w:t>
-        </w:r>
-      </w:hyperlink>
+      <w:r>
+        <w:rPr>
+          <w:lang w:val="es_ES" w:bidi="es_ES"/>
+        </w:rPr>
+        <w:t>22:8–23:25</w:t>
+      </w:r>
       <w:r>
         <w:rPr>
           <w:lang w:val="es_ES" w:bidi="es_ES"/>
         </w:rPr>
         <w:t>). Sin embargo, incluso estos dos reyes cometieron errores críticos (</w:t>
       </w:r>
-      <w:hyperlink r:id="rId35">
-        <w:r>
-          <w:rPr>
-            <w:lang w:val="es_ES" w:bidi="es_ES"/>
-          </w:rPr>
-          <w:rPr>
-            <w:color w:val="0000EE"/>
-            <w:u w:val="single"/>
-          </w:rPr>
-          <w:t>20:12–19</w:t>
-        </w:r>
-      </w:hyperlink>
+      <w:r>
+        <w:rPr>
+          <w:lang w:val="es_ES" w:bidi="es_ES"/>
+        </w:rPr>
+        <w:t>20:12–19</w:t>
+      </w:r>
       <w:r>
         <w:rPr>
           <w:lang w:val="es_ES" w:bidi="es_ES"/>
         </w:rPr>
         <w:t xml:space="preserve">; </w:t>
       </w:r>
-      <w:hyperlink r:id="rId36">
-        <w:r>
-          <w:rPr>
-            <w:lang w:val="es_ES" w:bidi="es_ES"/>
-          </w:rPr>
-          <w:rPr>
-            <w:color w:val="0000EE"/>
-            <w:u w:val="single"/>
-          </w:rPr>
-          <w:t>23:29–30</w:t>
-        </w:r>
-      </w:hyperlink>
+      <w:r>
+        <w:rPr>
+          <w:lang w:val="es_ES" w:bidi="es_ES"/>
+        </w:rPr>
+        <w:t>23:29–30</w:t>
+      </w:r>
       <w:r>
         <w:rPr>
           <w:lang w:val="es_ES" w:bidi="es_ES"/>
         </w:rPr>
         <w:t xml:space="preserve">; ver </w:t>
       </w:r>
-      <w:hyperlink r:id="rId37">
-        <w:r>
-          <w:rPr>
-            <w:lang w:val="es_ES" w:bidi="es_ES"/>
-          </w:rPr>
-          <w:rPr>
-            <w:color w:val="0000EE"/>
-            <w:u w:val="single"/>
-          </w:rPr>
-          <w:t>2 Cro 35:20–25</w:t>
-        </w:r>
-      </w:hyperlink>
+      <w:r>
+        <w:rPr>
+          <w:lang w:val="es_ES" w:bidi="es_ES"/>
+        </w:rPr>
+        <w:t>2 Cro 35:20–25</w:t>
+      </w:r>
       <w:r>
         <w:rPr>
           <w:lang w:val="es_ES" w:bidi="es_ES"/>
@@ -821,36 +665,24 @@
         </w:rPr>
         <w:t>Después de la muerte de Josías, los últimos reyes de Judá hicieron lo que era malo a los ojos del Señor, y el reino del sur fue devastado y finalmente destruido por el rey Nabucodonosor II de Babilonia (</w:t>
       </w:r>
-      <w:hyperlink r:id="rId38">
-        <w:r>
-          <w:rPr>
-            <w:lang w:val="es_ES" w:bidi="es_ES"/>
-          </w:rPr>
-          <w:rPr>
-            <w:color w:val="0000EE"/>
-            <w:u w:val="single"/>
-          </w:rPr>
-          <w:t>2 Re 23:31–25:21</w:t>
-        </w:r>
-      </w:hyperlink>
+      <w:r>
+        <w:rPr>
+          <w:lang w:val="es_ES" w:bidi="es_ES"/>
+        </w:rPr>
+        <w:t>2 Re 23:31–25:21</w:t>
+      </w:r>
       <w:r>
         <w:rPr>
           <w:lang w:val="es_ES" w:bidi="es_ES"/>
         </w:rPr>
         <w:t xml:space="preserve">). El juicio profetizado de Dios había llegado (ver </w:t>
       </w:r>
-      <w:hyperlink r:id="rId39">
-        <w:r>
-          <w:rPr>
-            <w:lang w:val="es_ES" w:bidi="es_ES"/>
-          </w:rPr>
-          <w:rPr>
-            <w:color w:val="0000EE"/>
-            <w:u w:val="single"/>
-          </w:rPr>
-          <w:t>Jr 38:17–23</w:t>
-        </w:r>
-      </w:hyperlink>
+      <w:r>
+        <w:rPr>
+          <w:lang w:val="es_ES" w:bidi="es_ES"/>
+        </w:rPr>
+        <w:t>Jr 38:17–23</w:t>
+      </w:r>
       <w:r>
         <w:rPr>
           <w:lang w:val="es_ES" w:bidi="es_ES"/>
@@ -871,36 +703,24 @@
         </w:rPr>
         <w:t>El Segundo Libro de Reyes cierra con dos notas añadidas. El primero trata de los eventos en Judá después de la caída de Jerusalén (</w:t>
       </w:r>
-      <w:hyperlink r:id="rId40">
-        <w:r>
-          <w:rPr>
-            <w:lang w:val="es_ES" w:bidi="es_ES"/>
-          </w:rPr>
-          <w:rPr>
-            <w:color w:val="0000EE"/>
-            <w:u w:val="single"/>
-          </w:rPr>
-          <w:t>2 Re 25:22–26</w:t>
-        </w:r>
-      </w:hyperlink>
+      <w:r>
+        <w:rPr>
+          <w:lang w:val="es_ES" w:bidi="es_ES"/>
+        </w:rPr>
+        <w:t>2 Re 25:22–26</w:t>
+      </w:r>
       <w:r>
         <w:rPr>
           <w:lang w:val="es_ES" w:bidi="es_ES"/>
         </w:rPr>
         <w:t>). El segundo describe la posterior liberación de Jeconías en Babilonia (</w:t>
       </w:r>
-      <w:hyperlink r:id="rId41">
-        <w:r>
-          <w:rPr>
-            <w:lang w:val="es_ES" w:bidi="es_ES"/>
-          </w:rPr>
-          <w:rPr>
-            <w:color w:val="0000EE"/>
-            <w:u w:val="single"/>
-          </w:rPr>
-          <w:t>25:27–30</w:t>
-        </w:r>
-      </w:hyperlink>
+      <w:r>
+        <w:rPr>
+          <w:lang w:val="es_ES" w:bidi="es_ES"/>
+        </w:rPr>
+        <w:t>25:27–30</w:t>
+      </w:r>
       <w:r>
         <w:rPr>
           <w:lang w:val="es_ES" w:bidi="es_ES"/>
@@ -932,18 +752,12 @@
         </w:rPr>
         <w:t xml:space="preserve">El Segundo Libro de Reyes es una continuación del Primero de Reyes, escrito por el mismo autor, cuya identidad precisa es desconocida. Estaba bien familiarizado con fuentes que le permitieron componer una historia detallada de la monarquía dividida de Israel, y tenía la perspicacia para evaluar las razones de los éxitos y fracasos en función de la respuesta del pueblo al pacto mosaico. Su íntimo conocimiento de la historia posterior de Judá indica que pudo haber vivido en o cerca de Jerusalén y pudo haber sido testigo de muchos de los eventos que provocaron la caída de la ciudad. Si todavía estaba vivo para escribir el apéndice final sobre la liberación de Jeconías (561 a.C., </w:t>
       </w:r>
-      <w:hyperlink r:id="rId42">
-        <w:r>
-          <w:rPr>
-            <w:lang w:val="es_ES" w:bidi="es_ES"/>
-          </w:rPr>
-          <w:rPr>
-            <w:color w:val="0000EE"/>
-            <w:u w:val="single"/>
-          </w:rPr>
-          <w:t>25:25–30</w:t>
-        </w:r>
-      </w:hyperlink>
+      <w:r>
+        <w:rPr>
+          <w:lang w:val="es_ES" w:bidi="es_ES"/>
+        </w:rPr>
+        <w:t>25:25–30</w:t>
+      </w:r>
       <w:r>
         <w:rPr>
           <w:lang w:val="es_ES" w:bidi="es_ES"/>
@@ -1028,216 +842,144 @@
         </w:rPr>
         <w:t>Los reyes de Israel fueron consistentemente malvados. Ellos “siguieron el ejemplo de Jeroboam hijo de Nabat, continuando con los pecados que Jeroboam había llevado a Israel a cometer” (</w:t>
       </w:r>
-      <w:hyperlink r:id="rId43">
-        <w:r>
-          <w:rPr>
-            <w:lang w:val="es_ES" w:bidi="es_ES"/>
-          </w:rPr>
-          <w:rPr>
-            <w:color w:val="0000EE"/>
-            <w:u w:val="single"/>
-          </w:rPr>
-          <w:t>13:2</w:t>
-        </w:r>
-      </w:hyperlink>
+      <w:r>
+        <w:rPr>
+          <w:lang w:val="es_ES" w:bidi="es_ES"/>
+        </w:rPr>
+        <w:t>13:2</w:t>
+      </w:r>
       <w:r>
         <w:rPr>
           <w:lang w:val="es_ES" w:bidi="es_ES"/>
         </w:rPr>
         <w:t xml:space="preserve">, </w:t>
       </w:r>
-      <w:hyperlink r:id="rId44">
-        <w:r>
-          <w:rPr>
-            <w:lang w:val="es_ES" w:bidi="es_ES"/>
-          </w:rPr>
-          <w:rPr>
-            <w:color w:val="0000EE"/>
-            <w:u w:val="single"/>
-          </w:rPr>
-          <w:t>11</w:t>
-        </w:r>
-      </w:hyperlink>
+      <w:r>
+        <w:rPr>
+          <w:lang w:val="es_ES" w:bidi="es_ES"/>
+        </w:rPr>
+        <w:t>11</w:t>
+      </w:r>
       <w:r>
         <w:rPr>
           <w:lang w:val="es_ES" w:bidi="es_ES"/>
         </w:rPr>
         <w:t xml:space="preserve">, </w:t>
       </w:r>
-      <w:hyperlink r:id="rId45">
-        <w:r>
-          <w:rPr>
-            <w:lang w:val="es_ES" w:bidi="es_ES"/>
-          </w:rPr>
-          <w:rPr>
-            <w:color w:val="0000EE"/>
-            <w:u w:val="single"/>
-          </w:rPr>
-          <w:t>14:24</w:t>
-        </w:r>
-      </w:hyperlink>
+      <w:r>
+        <w:rPr>
+          <w:lang w:val="es_ES" w:bidi="es_ES"/>
+        </w:rPr>
+        <w:t>14:24</w:t>
+      </w:r>
       <w:r>
         <w:rPr>
           <w:lang w:val="es_ES" w:bidi="es_ES"/>
         </w:rPr>
         <w:t xml:space="preserve">, </w:t>
       </w:r>
-      <w:hyperlink r:id="rId46">
-        <w:r>
-          <w:rPr>
-            <w:lang w:val="es_ES" w:bidi="es_ES"/>
-          </w:rPr>
-          <w:rPr>
-            <w:color w:val="0000EE"/>
-            <w:u w:val="single"/>
-          </w:rPr>
-          <w:t>15:9</w:t>
-        </w:r>
-      </w:hyperlink>
+      <w:r>
+        <w:rPr>
+          <w:lang w:val="es_ES" w:bidi="es_ES"/>
+        </w:rPr>
+        <w:t>15:9</w:t>
+      </w:r>
       <w:r>
         <w:rPr>
           <w:lang w:val="es_ES" w:bidi="es_ES"/>
         </w:rPr>
         <w:t xml:space="preserve">, </w:t>
       </w:r>
-      <w:hyperlink r:id="rId47">
-        <w:r>
-          <w:rPr>
-            <w:lang w:val="es_ES" w:bidi="es_ES"/>
-          </w:rPr>
-          <w:rPr>
-            <w:color w:val="0000EE"/>
-            <w:u w:val="single"/>
-          </w:rPr>
-          <w:t>17:2</w:t>
-        </w:r>
-      </w:hyperlink>
+      <w:r>
+        <w:rPr>
+          <w:lang w:val="es_ES" w:bidi="es_ES"/>
+        </w:rPr>
+        <w:t>17:2</w:t>
+      </w:r>
       <w:r>
         <w:rPr>
           <w:lang w:val="es_ES" w:bidi="es_ES"/>
         </w:rPr>
         <w:t xml:space="preserve">). Muchos de los reyes de Judá reciben censura similar (ver por ejemplo, </w:t>
       </w:r>
-      <w:hyperlink r:id="rId48">
-        <w:r>
-          <w:rPr>
-            <w:lang w:val="es_ES" w:bidi="es_ES"/>
-          </w:rPr>
-          <w:rPr>
-            <w:color w:val="0000EE"/>
-            <w:u w:val="single"/>
-          </w:rPr>
-          <w:t>8:18</w:t>
-        </w:r>
-      </w:hyperlink>
+      <w:r>
+        <w:rPr>
+          <w:lang w:val="es_ES" w:bidi="es_ES"/>
+        </w:rPr>
+        <w:t>8:18</w:t>
+      </w:r>
       <w:r>
         <w:rPr>
           <w:lang w:val="es_ES" w:bidi="es_ES"/>
         </w:rPr>
         <w:t>). Manasés, en particular, es condenado por su idolatría y apostasía desenfrenada (</w:t>
       </w:r>
-      <w:hyperlink r:id="rId49">
-        <w:r>
-          <w:rPr>
-            <w:lang w:val="es_ES" w:bidi="es_ES"/>
-          </w:rPr>
-          <w:rPr>
-            <w:color w:val="0000EE"/>
-            <w:u w:val="single"/>
-          </w:rPr>
-          <w:t>21:2–9</w:t>
-        </w:r>
-      </w:hyperlink>
+      <w:r>
+        <w:rPr>
+          <w:lang w:val="es_ES" w:bidi="es_ES"/>
+        </w:rPr>
+        <w:t>21:2–9</w:t>
+      </w:r>
       <w:r>
         <w:rPr>
           <w:lang w:val="es_ES" w:bidi="es_ES"/>
         </w:rPr>
         <w:t>), y su ejemplo es seguido por varios reyes después de él (</w:t>
       </w:r>
-      <w:hyperlink r:id="rId50">
-        <w:r>
-          <w:rPr>
-            <w:lang w:val="es_ES" w:bidi="es_ES"/>
-          </w:rPr>
-          <w:rPr>
-            <w:color w:val="0000EE"/>
-            <w:u w:val="single"/>
-          </w:rPr>
-          <w:t>21:20</w:t>
-        </w:r>
-      </w:hyperlink>
+      <w:r>
+        <w:rPr>
+          <w:lang w:val="es_ES" w:bidi="es_ES"/>
+        </w:rPr>
+        <w:t>21:20</w:t>
+      </w:r>
       <w:r>
         <w:rPr>
           <w:lang w:val="es_ES" w:bidi="es_ES"/>
         </w:rPr>
         <w:t xml:space="preserve">, </w:t>
       </w:r>
-      <w:hyperlink r:id="rId51">
-        <w:r>
-          <w:rPr>
-            <w:lang w:val="es_ES" w:bidi="es_ES"/>
-          </w:rPr>
-          <w:rPr>
-            <w:color w:val="0000EE"/>
-            <w:u w:val="single"/>
-          </w:rPr>
-          <w:t>23:32</w:t>
-        </w:r>
-      </w:hyperlink>
+      <w:r>
+        <w:rPr>
+          <w:lang w:val="es_ES" w:bidi="es_ES"/>
+        </w:rPr>
+        <w:t>23:32</w:t>
+      </w:r>
       <w:r>
         <w:rPr>
           <w:lang w:val="es_ES" w:bidi="es_ES"/>
         </w:rPr>
         <w:t xml:space="preserve">, </w:t>
       </w:r>
-      <w:hyperlink r:id="rId52">
-        <w:r>
-          <w:rPr>
-            <w:lang w:val="es_ES" w:bidi="es_ES"/>
-          </w:rPr>
-          <w:rPr>
-            <w:color w:val="0000EE"/>
-            <w:u w:val="single"/>
-          </w:rPr>
-          <w:t>37</w:t>
-        </w:r>
-      </w:hyperlink>
+      <w:r>
+        <w:rPr>
+          <w:lang w:val="es_ES" w:bidi="es_ES"/>
+        </w:rPr>
+        <w:t>37</w:t>
+      </w:r>
       <w:r>
         <w:rPr>
           <w:lang w:val="es_ES" w:bidi="es_ES"/>
         </w:rPr>
         <w:t xml:space="preserve">; </w:t>
       </w:r>
-      <w:hyperlink r:id="rId53">
-        <w:r>
-          <w:rPr>
-            <w:lang w:val="es_ES" w:bidi="es_ES"/>
-          </w:rPr>
-          <w:rPr>
-            <w:color w:val="0000EE"/>
-            <w:u w:val="single"/>
-          </w:rPr>
-          <w:t>24:9</w:t>
-        </w:r>
-      </w:hyperlink>
+      <w:r>
+        <w:rPr>
+          <w:lang w:val="es_ES" w:bidi="es_ES"/>
+        </w:rPr>
+        <w:t>24:9</w:t>
+      </w:r>
       <w:r>
         <w:rPr>
           <w:lang w:val="es_ES" w:bidi="es_ES"/>
         </w:rPr>
         <w:t xml:space="preserve">, </w:t>
       </w:r>
-      <w:hyperlink r:id="rId54">
-        <w:r>
-          <w:rPr>
-            <w:lang w:val="es_ES" w:bidi="es_ES"/>
-          </w:rPr>
-          <w:rPr>
-            <w:color w:val="0000EE"/>
-            <w:u w:val="single"/>
-          </w:rPr>
-          <w:t>19</w:t>
-        </w:r>
-      </w:hyperlink>
+      <w:r>
+        <w:rPr>
+          <w:lang w:val="es_ES" w:bidi="es_ES"/>
+        </w:rPr>
+        <w:t>19</w:t>
+      </w:r>
       <w:r>
         <w:rPr>
           <w:lang w:val="es_ES" w:bidi="es_ES"/>
@@ -1258,288 +1000,192 @@
         </w:rPr>
         <w:t>Sin embargo, varios reyes de Judá son elogiados por hacer "lo que era agradable a los ojos del Señor" (</w:t>
       </w:r>
-      <w:hyperlink r:id="rId55">
-        <w:r>
-          <w:rPr>
-            <w:lang w:val="es_ES" w:bidi="es_ES"/>
-          </w:rPr>
-          <w:rPr>
-            <w:color w:val="0000EE"/>
-            <w:u w:val="single"/>
-          </w:rPr>
-          <w:t>12:2</w:t>
-        </w:r>
-      </w:hyperlink>
+      <w:r>
+        <w:rPr>
+          <w:lang w:val="es_ES" w:bidi="es_ES"/>
+        </w:rPr>
+        <w:t>12:2</w:t>
+      </w:r>
       <w:r>
         <w:rPr>
           <w:lang w:val="es_ES" w:bidi="es_ES"/>
         </w:rPr>
         <w:t xml:space="preserve">; </w:t>
       </w:r>
-      <w:hyperlink r:id="rId56">
-        <w:r>
-          <w:rPr>
-            <w:lang w:val="es_ES" w:bidi="es_ES"/>
-          </w:rPr>
-          <w:rPr>
-            <w:color w:val="0000EE"/>
-            <w:u w:val="single"/>
-          </w:rPr>
-          <w:t>14:3</w:t>
-        </w:r>
-      </w:hyperlink>
+      <w:r>
+        <w:rPr>
+          <w:lang w:val="es_ES" w:bidi="es_ES"/>
+        </w:rPr>
+        <w:t>14:3</w:t>
+      </w:r>
       <w:r>
         <w:rPr>
           <w:lang w:val="es_ES" w:bidi="es_ES"/>
         </w:rPr>
         <w:t xml:space="preserve">; </w:t>
       </w:r>
-      <w:hyperlink r:id="rId57">
-        <w:r>
-          <w:rPr>
-            <w:lang w:val="es_ES" w:bidi="es_ES"/>
-          </w:rPr>
-          <w:rPr>
-            <w:color w:val="0000EE"/>
-            <w:u w:val="single"/>
-          </w:rPr>
-          <w:t>15:3</w:t>
-        </w:r>
-      </w:hyperlink>
+      <w:r>
+        <w:rPr>
+          <w:lang w:val="es_ES" w:bidi="es_ES"/>
+        </w:rPr>
+        <w:t>15:3</w:t>
+      </w:r>
       <w:r>
         <w:rPr>
           <w:lang w:val="es_ES" w:bidi="es_ES"/>
         </w:rPr>
         <w:t xml:space="preserve">, </w:t>
       </w:r>
-      <w:hyperlink r:id="rId58">
-        <w:r>
-          <w:rPr>
-            <w:lang w:val="es_ES" w:bidi="es_ES"/>
-          </w:rPr>
-          <w:rPr>
-            <w:color w:val="0000EE"/>
-            <w:u w:val="single"/>
-          </w:rPr>
-          <w:t>34</w:t>
-        </w:r>
-      </w:hyperlink>
+      <w:r>
+        <w:rPr>
+          <w:lang w:val="es_ES" w:bidi="es_ES"/>
+        </w:rPr>
+        <w:t>34</w:t>
+      </w:r>
       <w:r>
         <w:rPr>
           <w:lang w:val="es_ES" w:bidi="es_ES"/>
         </w:rPr>
         <w:t xml:space="preserve">; </w:t>
       </w:r>
-      <w:hyperlink r:id="rId59">
-        <w:r>
-          <w:rPr>
-            <w:lang w:val="es_ES" w:bidi="es_ES"/>
-          </w:rPr>
-          <w:rPr>
-            <w:color w:val="0000EE"/>
-            <w:u w:val="single"/>
-          </w:rPr>
-          <w:t>18:3</w:t>
-        </w:r>
-      </w:hyperlink>
+      <w:r>
+        <w:rPr>
+          <w:lang w:val="es_ES" w:bidi="es_ES"/>
+        </w:rPr>
+        <w:t>18:3</w:t>
+      </w:r>
       <w:r>
         <w:rPr>
           <w:lang w:val="es_ES" w:bidi="es_ES"/>
         </w:rPr>
         <w:t xml:space="preserve">; </w:t>
       </w:r>
-      <w:hyperlink r:id="rId60">
-        <w:r>
-          <w:rPr>
-            <w:lang w:val="es_ES" w:bidi="es_ES"/>
-          </w:rPr>
-          <w:rPr>
-            <w:color w:val="0000EE"/>
-            <w:u w:val="single"/>
-          </w:rPr>
-          <w:t>22:2</w:t>
-        </w:r>
-      </w:hyperlink>
+      <w:r>
+        <w:rPr>
+          <w:lang w:val="es_ES" w:bidi="es_ES"/>
+        </w:rPr>
+        <w:t>22:2</w:t>
+      </w:r>
       <w:r>
         <w:rPr>
           <w:lang w:val="es_ES" w:bidi="es_ES"/>
         </w:rPr>
         <w:t>). Esos hombres se preocupaban por el mantenimiento y la reparación del Templo (</w:t>
       </w:r>
-      <w:hyperlink r:id="rId61">
-        <w:r>
-          <w:rPr>
-            <w:lang w:val="es_ES" w:bidi="es_ES"/>
-          </w:rPr>
-          <w:rPr>
-            <w:color w:val="0000EE"/>
-            <w:u w:val="single"/>
-          </w:rPr>
-          <w:t>12:6–16</w:t>
-        </w:r>
-      </w:hyperlink>
+      <w:r>
+        <w:rPr>
+          <w:lang w:val="es_ES" w:bidi="es_ES"/>
+        </w:rPr>
+        <w:t>12:6–16</w:t>
+      </w:r>
       <w:r>
         <w:rPr>
           <w:lang w:val="es_ES" w:bidi="es_ES"/>
         </w:rPr>
         <w:t xml:space="preserve">; </w:t>
       </w:r>
-      <w:hyperlink r:id="rId62">
-        <w:r>
-          <w:rPr>
-            <w:lang w:val="es_ES" w:bidi="es_ES"/>
-          </w:rPr>
-          <w:rPr>
-            <w:color w:val="0000EE"/>
-            <w:u w:val="single"/>
-          </w:rPr>
-          <w:t>22:3–7</w:t>
-        </w:r>
-      </w:hyperlink>
+      <w:r>
+        <w:rPr>
+          <w:lang w:val="es_ES" w:bidi="es_ES"/>
+        </w:rPr>
+        <w:t>22:3–7</w:t>
+      </w:r>
       <w:r>
         <w:rPr>
           <w:lang w:val="es_ES" w:bidi="es_ES"/>
         </w:rPr>
         <w:t>) y por la obediencia a los preceptos de la palabra de Dios (</w:t>
       </w:r>
-      <w:hyperlink r:id="rId63">
-        <w:r>
-          <w:rPr>
-            <w:lang w:val="es_ES" w:bidi="es_ES"/>
-          </w:rPr>
-          <w:rPr>
-            <w:color w:val="0000EE"/>
-            <w:u w:val="single"/>
-          </w:rPr>
-          <w:t>18:6</w:t>
-        </w:r>
-      </w:hyperlink>
+      <w:r>
+        <w:rPr>
+          <w:lang w:val="es_ES" w:bidi="es_ES"/>
+        </w:rPr>
+        <w:t>18:6</w:t>
+      </w:r>
       <w:r>
         <w:rPr>
           <w:lang w:val="es_ES" w:bidi="es_ES"/>
         </w:rPr>
         <w:t xml:space="preserve">; </w:t>
       </w:r>
-      <w:hyperlink r:id="rId64">
-        <w:r>
-          <w:rPr>
-            <w:lang w:val="es_ES" w:bidi="es_ES"/>
-          </w:rPr>
-          <w:rPr>
-            <w:color w:val="0000EE"/>
-            <w:u w:val="single"/>
-          </w:rPr>
-          <w:t>22:8–13</w:t>
-        </w:r>
-      </w:hyperlink>
+      <w:r>
+        <w:rPr>
+          <w:lang w:val="es_ES" w:bidi="es_ES"/>
+        </w:rPr>
+        <w:t>22:8–13</w:t>
+      </w:r>
       <w:r>
         <w:rPr>
           <w:lang w:val="es_ES" w:bidi="es_ES"/>
         </w:rPr>
         <w:t xml:space="preserve">; </w:t>
       </w:r>
-      <w:hyperlink r:id="rId65">
-        <w:r>
-          <w:rPr>
-            <w:lang w:val="es_ES" w:bidi="es_ES"/>
-          </w:rPr>
-          <w:rPr>
-            <w:color w:val="0000EE"/>
-            <w:u w:val="single"/>
-          </w:rPr>
-          <w:t>23:1–3</w:t>
-        </w:r>
-      </w:hyperlink>
+      <w:r>
+        <w:rPr>
+          <w:lang w:val="es_ES" w:bidi="es_ES"/>
+        </w:rPr>
+        <w:t>23:1–3</w:t>
+      </w:r>
       <w:r>
         <w:rPr>
           <w:lang w:val="es_ES" w:bidi="es_ES"/>
         </w:rPr>
         <w:t>). Ezequías y Josías reciben una mención especial: Ezequías por su confianza en el Señor y su respeto por la palabra de Dios (</w:t>
       </w:r>
-      <w:hyperlink r:id="rId31">
-        <w:r>
-          <w:rPr>
-            <w:lang w:val="es_ES" w:bidi="es_ES"/>
-          </w:rPr>
-          <w:rPr>
-            <w:color w:val="0000EE"/>
-            <w:u w:val="single"/>
-          </w:rPr>
-          <w:t>18:5–6</w:t>
-        </w:r>
-      </w:hyperlink>
+      <w:r>
+        <w:rPr>
+          <w:lang w:val="es_ES" w:bidi="es_ES"/>
+        </w:rPr>
+        <w:t>18:5–6</w:t>
+      </w:r>
       <w:r>
         <w:rPr>
           <w:lang w:val="es_ES" w:bidi="es_ES"/>
         </w:rPr>
         <w:t>), y Josías por su alta estima por la ley de Moisés (</w:t>
       </w:r>
-      <w:hyperlink r:id="rId66">
-        <w:r>
-          <w:rPr>
-            <w:lang w:val="es_ES" w:bidi="es_ES"/>
-          </w:rPr>
-          <w:rPr>
-            <w:color w:val="0000EE"/>
-            <w:u w:val="single"/>
-          </w:rPr>
-          <w:t>23:25</w:t>
-        </w:r>
-      </w:hyperlink>
+      <w:r>
+        <w:rPr>
+          <w:lang w:val="es_ES" w:bidi="es_ES"/>
+        </w:rPr>
+        <w:t>23:25</w:t>
+      </w:r>
       <w:r>
         <w:rPr>
           <w:lang w:val="es_ES" w:bidi="es_ES"/>
         </w:rPr>
         <w:t xml:space="preserve">). La implicación es clara. El pueblo de Dios debe vivir de acuerdo con los altos estándares de la palabra de Dios para que puedan hacer lo que es "agradable a los ojos de Dios" (cp. </w:t>
       </w:r>
-      <w:hyperlink r:id="rId67">
-        <w:r>
-          <w:rPr>
-            <w:lang w:val="es_ES" w:bidi="es_ES"/>
-          </w:rPr>
-          <w:rPr>
-            <w:color w:val="0000EE"/>
-            <w:u w:val="single"/>
-          </w:rPr>
-          <w:t>Sal 119:9–11</w:t>
-        </w:r>
-      </w:hyperlink>
+      <w:r>
+        <w:rPr>
+          <w:lang w:val="es_ES" w:bidi="es_ES"/>
+        </w:rPr>
+        <w:t>Sal 119:9–11</w:t>
+      </w:r>
       <w:r>
         <w:rPr>
           <w:lang w:val="es_ES" w:bidi="es_ES"/>
         </w:rPr>
         <w:t xml:space="preserve">, </w:t>
       </w:r>
-      <w:hyperlink r:id="rId68">
-        <w:r>
-          <w:rPr>
-            <w:lang w:val="es_ES" w:bidi="es_ES"/>
-          </w:rPr>
-          <w:rPr>
-            <w:color w:val="0000EE"/>
-            <w:u w:val="single"/>
-          </w:rPr>
-          <w:t>111</w:t>
-        </w:r>
-      </w:hyperlink>
+      <w:r>
+        <w:rPr>
+          <w:lang w:val="es_ES" w:bidi="es_ES"/>
+        </w:rPr>
+        <w:t>111</w:t>
+      </w:r>
       <w:r>
         <w:rPr>
           <w:lang w:val="es_ES" w:bidi="es_ES"/>
         </w:rPr>
         <w:t xml:space="preserve">; </w:t>
       </w:r>
-      <w:hyperlink r:id="rId69">
-        <w:r>
-          <w:rPr>
-            <w:lang w:val="es_ES" w:bidi="es_ES"/>
-          </w:rPr>
-          <w:rPr>
-            <w:color w:val="0000EE"/>
-            <w:u w:val="single"/>
-          </w:rPr>
-          <w:t>2 Tm 3:16–17</w:t>
-        </w:r>
-      </w:hyperlink>
+      <w:r>
+        <w:rPr>
+          <w:lang w:val="es_ES" w:bidi="es_ES"/>
+        </w:rPr>
+        <w:t>2 Tm 3:16–17</w:t>
+      </w:r>
       <w:r>
         <w:rPr>
           <w:lang w:val="es_ES" w:bidi="es_ES"/>
@@ -1560,180 +1206,120 @@
         </w:rPr>
         <w:t>La prominencia dada a los últimos días del gran profeta Elías (</w:t>
       </w:r>
-      <w:hyperlink r:id="rId70">
-        <w:r>
-          <w:rPr>
-            <w:lang w:val="es_ES" w:bidi="es_ES"/>
-          </w:rPr>
-          <w:rPr>
-            <w:color w:val="0000EE"/>
-            <w:u w:val="single"/>
-          </w:rPr>
-          <w:t>1:3–17</w:t>
-        </w:r>
-      </w:hyperlink>
+      <w:r>
+        <w:rPr>
+          <w:lang w:val="es_ES" w:bidi="es_ES"/>
+        </w:rPr>
+        <w:t>1:3–17</w:t>
+      </w:r>
       <w:r>
         <w:rPr>
           <w:lang w:val="es_ES" w:bidi="es_ES"/>
         </w:rPr>
         <w:t xml:space="preserve">, </w:t>
       </w:r>
-      <w:hyperlink r:id="rId71">
-        <w:r>
-          <w:rPr>
-            <w:lang w:val="es_ES" w:bidi="es_ES"/>
-          </w:rPr>
-          <w:rPr>
-            <w:color w:val="0000EE"/>
-            <w:u w:val="single"/>
-          </w:rPr>
-          <w:t>2:1–11</w:t>
-        </w:r>
-      </w:hyperlink>
+      <w:r>
+        <w:rPr>
+          <w:lang w:val="es_ES" w:bidi="es_ES"/>
+        </w:rPr>
+        <w:t>2:1–11</w:t>
+      </w:r>
       <w:r>
         <w:rPr>
           <w:lang w:val="es_ES" w:bidi="es_ES"/>
         </w:rPr>
         <w:t>) y al espectacular ministerio de Eliseo (</w:t>
       </w:r>
-      <w:hyperlink r:id="rId72">
-        <w:r>
-          <w:rPr>
-            <w:lang w:val="es_ES" w:bidi="es_ES"/>
-          </w:rPr>
-          <w:rPr>
-            <w:color w:val="0000EE"/>
-            <w:u w:val="single"/>
-          </w:rPr>
-          <w:t>2:12–25</w:t>
-        </w:r>
-      </w:hyperlink>
+      <w:r>
+        <w:rPr>
+          <w:lang w:val="es_ES" w:bidi="es_ES"/>
+        </w:rPr>
+        <w:t>2:12–25</w:t>
+      </w:r>
       <w:r>
         <w:rPr>
           <w:lang w:val="es_ES" w:bidi="es_ES"/>
         </w:rPr>
         <w:t xml:space="preserve">, </w:t>
       </w:r>
-      <w:hyperlink r:id="rId73">
-        <w:r>
-          <w:rPr>
-            <w:lang w:val="es_ES" w:bidi="es_ES"/>
-          </w:rPr>
-          <w:rPr>
-            <w:color w:val="0000EE"/>
-            <w:u w:val="single"/>
-          </w:rPr>
-          <w:t>3:11–19</w:t>
-        </w:r>
-      </w:hyperlink>
+      <w:r>
+        <w:rPr>
+          <w:lang w:val="es_ES" w:bidi="es_ES"/>
+        </w:rPr>
+        <w:t>3:11–19</w:t>
+      </w:r>
       <w:r>
         <w:rPr>
           <w:lang w:val="es_ES" w:bidi="es_ES"/>
         </w:rPr>
         <w:t xml:space="preserve">, </w:t>
       </w:r>
-      <w:hyperlink r:id="rId74">
-        <w:r>
-          <w:rPr>
-            <w:lang w:val="es_ES" w:bidi="es_ES"/>
-          </w:rPr>
-          <w:rPr>
-            <w:color w:val="0000EE"/>
-            <w:u w:val="single"/>
-          </w:rPr>
-          <w:t>4:1–7:2</w:t>
-        </w:r>
-      </w:hyperlink>
+      <w:r>
+        <w:rPr>
+          <w:lang w:val="es_ES" w:bidi="es_ES"/>
+        </w:rPr>
+        <w:t>4:1–7:2</w:t>
+      </w:r>
       <w:r>
         <w:rPr>
           <w:lang w:val="es_ES" w:bidi="es_ES"/>
         </w:rPr>
         <w:t xml:space="preserve">, </w:t>
       </w:r>
-      <w:hyperlink r:id="rId75">
-        <w:r>
-          <w:rPr>
-            <w:lang w:val="es_ES" w:bidi="es_ES"/>
-          </w:rPr>
-          <w:rPr>
-            <w:color w:val="0000EE"/>
-            <w:u w:val="single"/>
-          </w:rPr>
-          <w:t>8:1–2</w:t>
-        </w:r>
-      </w:hyperlink>
+      <w:r>
+        <w:rPr>
+          <w:lang w:val="es_ES" w:bidi="es_ES"/>
+        </w:rPr>
+        <w:t>8:1–2</w:t>
+      </w:r>
       <w:r>
         <w:rPr>
           <w:lang w:val="es_ES" w:bidi="es_ES"/>
         </w:rPr>
         <w:t>) enfatiza la necesidad de proclamar las palabras de Dios a otros (</w:t>
       </w:r>
-      <w:hyperlink r:id="rId76">
-        <w:r>
-          <w:rPr>
-            <w:lang w:val="es_ES" w:bidi="es_ES"/>
-          </w:rPr>
-          <w:rPr>
-            <w:color w:val="0000EE"/>
-            <w:u w:val="single"/>
-          </w:rPr>
-          <w:t>Hc 20:18–21</w:t>
-        </w:r>
-      </w:hyperlink>
+      <w:r>
+        <w:rPr>
+          <w:lang w:val="es_ES" w:bidi="es_ES"/>
+        </w:rPr>
+        <w:t>Hc 20:18–21</w:t>
+      </w:r>
       <w:r>
         <w:rPr>
           <w:lang w:val="es_ES" w:bidi="es_ES"/>
         </w:rPr>
         <w:t xml:space="preserve">, </w:t>
       </w:r>
-      <w:hyperlink r:id="rId77">
-        <w:r>
-          <w:rPr>
-            <w:lang w:val="es_ES" w:bidi="es_ES"/>
-          </w:rPr>
-          <w:rPr>
-            <w:color w:val="0000EE"/>
-            <w:u w:val="single"/>
-          </w:rPr>
-          <w:t>2 Tm 2:15</w:t>
-        </w:r>
-      </w:hyperlink>
+      <w:r>
+        <w:rPr>
+          <w:lang w:val="es_ES" w:bidi="es_ES"/>
+        </w:rPr>
+        <w:t>2 Tm 2:15</w:t>
+      </w:r>
       <w:r>
         <w:rPr>
           <w:lang w:val="es_ES" w:bidi="es_ES"/>
         </w:rPr>
         <w:t xml:space="preserve">, </w:t>
       </w:r>
-      <w:hyperlink r:id="rId78">
-        <w:r>
-          <w:rPr>
-            <w:lang w:val="es_ES" w:bidi="es_ES"/>
-          </w:rPr>
-          <w:rPr>
-            <w:color w:val="0000EE"/>
-            <w:u w:val="single"/>
-          </w:rPr>
-          <w:t>4:2</w:t>
-        </w:r>
-      </w:hyperlink>
+      <w:r>
+        <w:rPr>
+          <w:lang w:val="es_ES" w:bidi="es_ES"/>
+        </w:rPr>
+        <w:t>4:2</w:t>
+      </w:r>
       <w:r>
         <w:rPr>
           <w:lang w:val="es_ES" w:bidi="es_ES"/>
         </w:rPr>
         <w:t>) para que puedan entrar en una relación de pacto con el Señor (</w:t>
       </w:r>
-      <w:hyperlink r:id="rId79">
-        <w:r>
-          <w:rPr>
-            <w:lang w:val="es_ES" w:bidi="es_ES"/>
-          </w:rPr>
-          <w:rPr>
-            <w:color w:val="0000EE"/>
-            <w:u w:val="single"/>
-          </w:rPr>
-          <w:t>2 Co 3:4–6</w:t>
-        </w:r>
-      </w:hyperlink>
+      <w:r>
+        <w:rPr>
+          <w:lang w:val="es_ES" w:bidi="es_ES"/>
+        </w:rPr>
+        <w:t>2 Co 3:4–6</w:t>
+      </w:r>
       <w:r>
         <w:rPr>
           <w:lang w:val="es_ES" w:bidi="es_ES"/>
@@ -1754,126 +1340,84 @@
         </w:rPr>
         <w:t>Finalmente, los fracasos, incluso de los buenos reyes, recuerdan al pueblo de Dios que deben ser fieles al Señor y servirle. Entonces sus vidas pueden estar llenas de bien (</w:t>
       </w:r>
-      <w:hyperlink r:id="rId80">
-        <w:r>
-          <w:rPr>
-            <w:lang w:val="es_ES" w:bidi="es_ES"/>
-          </w:rPr>
-          <w:rPr>
-            <w:color w:val="0000EE"/>
-            <w:u w:val="single"/>
-          </w:rPr>
-          <w:t>Sal 84:11</w:t>
-        </w:r>
-      </w:hyperlink>
+      <w:r>
+        <w:rPr>
+          <w:lang w:val="es_ES" w:bidi="es_ES"/>
+        </w:rPr>
+        <w:t>Sal 84:11</w:t>
+      </w:r>
       <w:r>
         <w:rPr>
           <w:lang w:val="es_ES" w:bidi="es_ES"/>
         </w:rPr>
         <w:t xml:space="preserve">, </w:t>
       </w:r>
-      <w:hyperlink r:id="rId81">
-        <w:r>
-          <w:rPr>
-            <w:lang w:val="es_ES" w:bidi="es_ES"/>
-          </w:rPr>
-          <w:rPr>
-            <w:color w:val="0000EE"/>
-            <w:u w:val="single"/>
-          </w:rPr>
-          <w:t>Ro 14:7–8</w:t>
-        </w:r>
-      </w:hyperlink>
+      <w:r>
+        <w:rPr>
+          <w:lang w:val="es_ES" w:bidi="es_ES"/>
+        </w:rPr>
+        <w:t>Ro 14:7–8</w:t>
+      </w:r>
       <w:r>
         <w:rPr>
           <w:lang w:val="es_ES" w:bidi="es_ES"/>
         </w:rPr>
         <w:t>), y cuando se presenten ante Dios para el juicio (</w:t>
       </w:r>
-      <w:hyperlink r:id="rId82">
-        <w:r>
-          <w:rPr>
-            <w:lang w:val="es_ES" w:bidi="es_ES"/>
-          </w:rPr>
-          <w:rPr>
-            <w:color w:val="0000EE"/>
-            <w:u w:val="single"/>
-          </w:rPr>
-          <w:t>Ro 14:10–11</w:t>
-        </w:r>
-      </w:hyperlink>
+      <w:r>
+        <w:rPr>
+          <w:lang w:val="es_ES" w:bidi="es_ES"/>
+        </w:rPr>
+        <w:t>Ro 14:10–11</w:t>
+      </w:r>
       <w:r>
         <w:rPr>
           <w:lang w:val="es_ES" w:bidi="es_ES"/>
         </w:rPr>
         <w:t xml:space="preserve">, </w:t>
       </w:r>
-      <w:hyperlink r:id="rId83">
-        <w:r>
-          <w:rPr>
-            <w:lang w:val="es_ES" w:bidi="es_ES"/>
-          </w:rPr>
-          <w:rPr>
-            <w:color w:val="0000EE"/>
-            <w:u w:val="single"/>
-          </w:rPr>
-          <w:t>2 Co 5:10</w:t>
-        </w:r>
-      </w:hyperlink>
+      <w:r>
+        <w:rPr>
+          <w:lang w:val="es_ES" w:bidi="es_ES"/>
+        </w:rPr>
+        <w:t>2 Co 5:10</w:t>
+      </w:r>
       <w:r>
         <w:rPr>
           <w:lang w:val="es_ES" w:bidi="es_ES"/>
         </w:rPr>
         <w:t>), él los recompensará y alabará (</w:t>
       </w:r>
-      <w:hyperlink r:id="rId84">
-        <w:r>
-          <w:rPr>
-            <w:lang w:val="es_ES" w:bidi="es_ES"/>
-          </w:rPr>
-          <w:rPr>
-            <w:color w:val="0000EE"/>
-            <w:u w:val="single"/>
-          </w:rPr>
-          <w:t>2 Tm 4:7–8</w:t>
-        </w:r>
-      </w:hyperlink>
+      <w:r>
+        <w:rPr>
+          <w:lang w:val="es_ES" w:bidi="es_ES"/>
+        </w:rPr>
+        <w:t>2 Tm 4:7–8</w:t>
+      </w:r>
       <w:r>
         <w:rPr>
           <w:lang w:val="es_ES" w:bidi="es_ES"/>
         </w:rPr>
         <w:t xml:space="preserve">, </w:t>
       </w:r>
-      <w:hyperlink r:id="rId85">
-        <w:r>
-          <w:rPr>
-            <w:lang w:val="es_ES" w:bidi="es_ES"/>
-          </w:rPr>
-          <w:rPr>
-            <w:color w:val="0000EE"/>
-            <w:u w:val="single"/>
-          </w:rPr>
-          <w:t>Ap 2:10</w:t>
-        </w:r>
-      </w:hyperlink>
+      <w:r>
+        <w:rPr>
+          <w:lang w:val="es_ES" w:bidi="es_ES"/>
+        </w:rPr>
+        <w:t>Ap 2:10</w:t>
+      </w:r>
       <w:r>
         <w:rPr>
           <w:lang w:val="es_ES" w:bidi="es_ES"/>
         </w:rPr>
         <w:t xml:space="preserve">, ver </w:t>
       </w:r>
-      <w:hyperlink r:id="rId86">
-        <w:r>
-          <w:rPr>
-            <w:lang w:val="es_ES" w:bidi="es_ES"/>
-          </w:rPr>
-          <w:rPr>
-            <w:color w:val="0000EE"/>
-            <w:u w:val="single"/>
-          </w:rPr>
-          <w:t>Mt 25:23</w:t>
-        </w:r>
-      </w:hyperlink>
+      <w:r>
+        <w:rPr>
+          <w:lang w:val="es_ES" w:bidi="es_ES"/>
+        </w:rPr>
+        <w:t>Mt 25:23</w:t>
+      </w:r>
       <w:r>
         <w:rPr>
           <w:lang w:val="es_ES" w:bidi="es_ES"/>
